--- a/docs/pruebas/Reporte-de-Bugs.docx
+++ b/docs/pruebas/Reporte-de-Bugs.docx
@@ -254,7 +254,7 @@
           <w:color w:val="5B6475"/>
           <w:sz w:val="20"/>
         </w:rPr>
-        <w:t>Plataforma OCR de incentivos · Sprint 3 · Épica SCRUM-65 «Gestión de bugs» · Historia SCRUM-98 · Actualizado el 15/10/2026</w:t>
+        <w:t>Plataforma OCR de incentivos · Sprint 3 · Épica SCRUM-65 «Gestión de bugs» · Historia SCRUM-98 · Actualizado el 15/10/2026 (cierre)</w:t>
       </w:r>
     </w:p>
     <w:p>
@@ -318,7 +318,7 @@
               <w:rPr>
                 <w:sz w:val="20"/>
               </w:rPr>
-              <w:t>6: cinco en el sistema (SCRUM-112, SCRUM-116 y los tres de la carga de archivos, secciones 5 a 7) y uno en la herramienta de pruebas (sección 4)</w:t>
+              <w:t>6 defectos: cinco en el sistema (SCRUM-112 con SCRUM-114, SCRUM-116, SCRUM-117, SCRUM-118 y SCRUM-119) y uno en la herramienta de pruebas (SCRUM-120)</w:t>
             </w:r>
           </w:p>
         </w:tc>
@@ -390,7 +390,7 @@
               <w:rPr>
                 <w:sz w:val="20"/>
               </w:rPr>
-              <w:t xml:space="preserve">3. SCRUM-112 con la re-prueba de CP-10 y CP-12 (13/10/2026); SCRUM-116 con </w:t>
+              <w:t xml:space="preserve">6 de 6. SCRUM-112 con la re-prueba de CP-10 y CP-12 (13/10/2026); SCRUM-116 con </w:t>
             </w:r>
             <w:r>
               <w:rPr>
@@ -403,45 +403,7 @@
               <w:rPr>
                 <w:sz w:val="20"/>
               </w:rPr>
-              <w:t xml:space="preserve"> y el navegador (13/10/2026); el de la herramienta con la suite automatizada (14/10/2026).</w:t>
-            </w:r>
-          </w:p>
-        </w:tc>
-      </w:tr>
-      <w:tr>
-        <w:tc>
-          <w:tcPr>
-            <w:tcW w:type="dxa" w:w="2880"/>
-            <w:shd w:val="clear" w:color="auto" w:fill="EEF1F5"/>
-          </w:tcPr>
-          <w:p>
-            <w:pPr>
-              <w:spacing w:after="0" w:line="252" w:lineRule="auto"/>
-            </w:pPr>
-            <w:r>
-              <w:rPr>
-                <w:b/>
-                <w:sz w:val="20"/>
-              </w:rPr>
-              <w:t>Verificados sin conexión</w:t>
-            </w:r>
-          </w:p>
-        </w:tc>
-        <w:tc>
-          <w:tcPr>
-            <w:tcW w:type="dxa" w:w="6480"/>
-          </w:tcPr>
-          <w:p>
-            <w:pPr>
-              <w:spacing w:after="0" w:line="252" w:lineRule="auto"/>
-            </w:pPr>
-            <w:r>
-              <w:rPr>
-                <w:b/>
-                <w:color w:val="8A5A00"/>
-                <w:sz w:val="20"/>
-              </w:rPr>
-              <w:t>3: los bugs de las secciones 5 a 7 pasan contra el servidor real (15/10/2026). Falta desplegar y repetir CP-17 y CP-18 en el sitio.</w:t>
+              <w:t xml:space="preserve"> y el navegador (13/10/2026); SCRUM-120 con la suite automatizada (14/10/2026); SCRUM-117, SCRUM-118 y SCRUM-119 con la re-prueba de CP-17 y CP-18 en el sitio (15/10/2026).</w:t>
             </w:r>
           </w:p>
         </w:tc>
@@ -904,7 +866,20 @@
               <w:rPr>
                 <w:sz w:val="20"/>
               </w:rPr>
-              <w:t>CP-10 (eliminar un producto usado por una campaña) y CP-12 (validaciones al guardar una campaña)</w:t>
+              <w:t xml:space="preserve">CP-12 (validaciones al guardar una campaña) y CP-10 (eliminar un producto usado por una campaña). El equipo registró el de CP-10 aparte como </w:t>
+            </w:r>
+            <w:r>
+              <w:rPr>
+                <w:b/>
+                <w:sz w:val="20"/>
+              </w:rPr>
+              <w:t>SCRUM-114</w:t>
+            </w:r>
+            <w:r>
+              <w:rPr>
+                <w:sz w:val="20"/>
+              </w:rPr>
+              <w:t>; como tiene la misma causa y la misma corrección, este reporte lo trata como un solo defecto.</w:t>
             </w:r>
           </w:p>
         </w:tc>
@@ -6312,7 +6287,7 @@
         </w:pBdr>
       </w:pPr>
       <w:r>
-        <w:t>4. Defecto en la herramienta de pruebas · generate_samples.py</w:t>
+        <w:t>4. SCRUM-120 · Defecto en la herramienta de pruebas: generate_samples.py</w:t>
       </w:r>
     </w:p>
     <w:p>
@@ -6376,11 +6351,9 @@
             </w:pPr>
             <w:r>
               <w:rPr>
-                <w:b/>
-                <w:color w:val="8A5A00"/>
                 <w:sz w:val="20"/>
               </w:rPr>
-              <w:t>Pendiente de registrar en Jira</w:t>
+              <w:t>SCRUM-120 (severidad en Jira: Menor; asignado a Alvaro Flores)</w:t>
             </w:r>
           </w:p>
         </w:tc>
@@ -6593,7 +6566,7 @@
         </w:pBdr>
       </w:pPr>
       <w:r>
-        <w:t>5. CP-17 · Un formato de archivo no admitido se rechaza con un mensaje en inglés</w:t>
+        <w:t>5. SCRUM-117 · Un formato de archivo no admitido se rechaza con un mensaje en inglés</w:t>
       </w:r>
     </w:p>
     <w:p>
@@ -6652,11 +6625,9 @@
             </w:pPr>
             <w:r>
               <w:rPr>
-                <w:b/>
-                <w:color w:val="8A5A00"/>
                 <w:sz w:val="20"/>
               </w:rPr>
-              <w:t>Pendiente de registrar en Jira</w:t>
+              <w:t>SCRUM-117 (severidad en Jira: Menor; asignado a Alvaro Flores)</w:t>
             </w:r>
           </w:p>
         </w:tc>
@@ -7398,7 +7369,7 @@
         </w:pBdr>
       </w:pPr>
       <w:r>
-        <w:t>6. CP-18 · Un archivo de más de 10 MB devuelve un error interno</w:t>
+        <w:t>6. SCRUM-118 · Un archivo de más de 10 MB devuelve un error interno</w:t>
       </w:r>
     </w:p>
     <w:p>
@@ -7457,11 +7428,9 @@
             </w:pPr>
             <w:r>
               <w:rPr>
-                <w:b/>
-                <w:color w:val="8A5A00"/>
                 <w:sz w:val="20"/>
               </w:rPr>
-              <w:t>Pendiente de registrar en Jira</w:t>
+              <w:t>SCRUM-118 (severidad en Jira: Mayor; asignado a Alvaro Flores)</w:t>
             </w:r>
           </w:p>
         </w:tc>
@@ -8348,7 +8317,7 @@
         </w:pBdr>
       </w:pPr>
       <w:r>
-        <w:t>7. Un archivo de exactamente 10 MB se rechaza</w:t>
+        <w:t>7. SCRUM-119 · Un archivo de exactamente 10 MB se rechaza</w:t>
       </w:r>
     </w:p>
     <w:p>
@@ -8407,11 +8376,9 @@
             </w:pPr>
             <w:r>
               <w:rPr>
-                <w:b/>
-                <w:color w:val="8A5A00"/>
                 <w:sz w:val="20"/>
               </w:rPr>
-              <w:t>Pendiente de registrar en Jira</w:t>
+              <w:t>SCRUM-119 (severidad en Jira: Menor; asignado a Alvaro Flores)</w:t>
             </w:r>
           </w:p>
         </w:tc>
@@ -9303,7 +9270,7 @@
         <w:pStyle w:val="Heading2"/>
       </w:pPr>
       <w:r>
-        <w:t>8.2 Versión y re-prueba en el ambiente</w:t>
+        <w:t>8.2 Versión en que se corrigió</w:t>
       </w:r>
     </w:p>
     <w:tbl>
@@ -9354,11 +9321,35 @@
             </w:pPr>
             <w:r>
               <w:rPr>
-                <w:b/>
-                <w:color w:val="8A5A00"/>
                 <w:sz w:val="20"/>
               </w:rPr>
-              <w:t>Pendiente de commit</w:t>
+              <w:t xml:space="preserve">Commit </w:t>
+            </w:r>
+            <w:r>
+              <w:rPr>
+                <w:rFonts w:ascii="Consolas" w:hAnsi="Consolas"/>
+                <w:sz w:val="17"/>
+              </w:rPr>
+              <w:t>56a9ed7</w:t>
+            </w:r>
+            <w:r>
+              <w:rPr>
+                <w:sz w:val="20"/>
+              </w:rPr>
+              <w:t xml:space="preserve"> en </w:t>
+            </w:r>
+            <w:r>
+              <w:rPr>
+                <w:rFonts w:ascii="Consolas" w:hAnsi="Consolas"/>
+                <w:sz w:val="17"/>
+              </w:rPr>
+              <w:t>master</w:t>
+            </w:r>
+            <w:r>
+              <w:rPr>
+                <w:sz w:val="20"/>
+              </w:rPr>
+              <w:t xml:space="preserve"> (15/10/2026)</w:t>
             </w:r>
           </w:p>
         </w:tc>
@@ -9392,25 +9383,32 @@
             </w:pPr>
             <w:r>
               <w:rPr>
-                <w:b/>
-                <w:color w:val="8A5A00"/>
                 <w:sz w:val="20"/>
               </w:rPr>
-              <w:t xml:space="preserve">Pendiente de despliegue. La revisión con los bugs es </w:t>
+              <w:t xml:space="preserve">Revisión </w:t>
             </w:r>
             <w:r>
               <w:rPr>
                 <w:rFonts w:ascii="Consolas" w:hAnsi="Consolas"/>
-                <w:b/>
-                <w:color w:val="8A5A00"/>
                 <w:sz w:val="17"/>
               </w:rPr>
+              <w:t>ocr-api-00008-67w</w:t>
+            </w:r>
+            <w:r>
+              <w:rPr>
+                <w:sz w:val="20"/>
+              </w:rPr>
+              <w:t xml:space="preserve">, desplegada el 15/10/2026. La versión con los bugs era </w:t>
+            </w:r>
+            <w:r>
+              <w:rPr>
+                <w:rFonts w:ascii="Consolas" w:hAnsi="Consolas"/>
+                <w:sz w:val="17"/>
+              </w:rPr>
               <w:t>ocr-api-00006-l2l</w:t>
             </w:r>
             <w:r>
               <w:rPr>
-                <w:b/>
-                <w:color w:val="8A5A00"/>
                 <w:sz w:val="20"/>
               </w:rPr>
               <w:t>.</w:t>
@@ -9447,28 +9445,573 @@
             </w:pPr>
             <w:r>
               <w:rPr>
+                <w:sz w:val="20"/>
+              </w:rPr>
+              <w:t xml:space="preserve">GitHub Pages, publicado con el push a </w:t>
+            </w:r>
+            <w:r>
+              <w:rPr>
+                <w:rFonts w:ascii="Consolas" w:hAnsi="Consolas"/>
+                <w:sz w:val="17"/>
+              </w:rPr>
+              <w:t>master</w:t>
+            </w:r>
+          </w:p>
+        </w:tc>
+      </w:tr>
+    </w:tbl>
+    <w:p>
+      <w:pPr>
+        <w:spacing w:after="40"/>
+      </w:pPr>
+    </w:p>
+    <w:tbl>
+      <w:tblPr>
+        <w:tblW w:type="auto" w:w="0"/>
+        <w:tblLook w:firstColumn="1" w:firstRow="1" w:lastColumn="0" w:lastRow="0" w:noHBand="0" w:noVBand="1" w:val="04A0"/>
+        <w:tblBorders>
+          <w:top w:val="nil"/>
+          <w:left w:val="nil"/>
+          <w:bottom w:val="nil"/>
+          <w:right w:val="nil"/>
+          <w:insideH w:val="nil"/>
+          <w:insideV w:val="nil"/>
+        </w:tblBorders>
+      </w:tblPr>
+      <w:tblGrid>
+        <w:gridCol w:w="9360"/>
+      </w:tblGrid>
+      <w:tr>
+        <w:tc>
+          <w:tcPr>
+            <w:tcW w:type="dxa" w:w="9360"/>
+            <w:shd w:val="clear" w:color="auto" w:fill="F5F7FA"/>
+            <w:tcBorders>
+              <w:left w:val="single" w:sz="24" w:color="1F5FBF"/>
+            </w:tcBorders>
+          </w:tcPr>
+          <w:p>
+            <w:pPr>
+              <w:spacing w:after="60"/>
+            </w:pPr>
+            <w:r>
+              <w:rPr>
                 <w:b/>
-                <w:color w:val="8A5A00"/>
                 <w:sz w:val="20"/>
               </w:rPr>
-              <w:t xml:space="preserve">Se publica con el push a </w:t>
+              <w:t>Incidente durante el despliegue.</w:t>
+            </w:r>
+            <w:r>
+              <w:rPr>
+                <w:sz w:val="20"/>
+              </w:rPr>
+              <w:t xml:space="preserve"> El script </w:t>
             </w:r>
             <w:r>
               <w:rPr>
                 <w:rFonts w:ascii="Consolas" w:hAnsi="Consolas"/>
+                <w:sz w:val="17"/>
+              </w:rPr>
+              <w:t>deploy-api.ps1</w:t>
+            </w:r>
+            <w:r>
+              <w:rPr>
+                <w:sz w:val="20"/>
+              </w:rPr>
+              <w:t xml:space="preserve">, ejecutado sin parámetros, reemplazó las variables del servicio y dejó </w:t>
+            </w:r>
+            <w:r>
+              <w:rPr>
+                <w:rFonts w:ascii="Consolas" w:hAnsi="Consolas"/>
+                <w:sz w:val="17"/>
+              </w:rPr>
+              <w:t>CLIENT_ORIGIN</w:t>
+            </w:r>
+            <w:r>
+              <w:rPr>
+                <w:sz w:val="20"/>
+              </w:rPr>
+              <w:t xml:space="preserve"> solo con </w:t>
+            </w:r>
+            <w:r>
+              <w:rPr>
+                <w:rFonts w:ascii="Consolas" w:hAnsi="Consolas"/>
+                <w:sz w:val="17"/>
+              </w:rPr>
+              <w:t>http://localhost:5173</w:t>
+            </w:r>
+            <w:r>
+              <w:rPr>
+                <w:sz w:val="20"/>
+              </w:rPr>
+              <w:t xml:space="preserve">. El sitio dejó de comunicarse con la API («Failed to fetch», bloqueado por CORS). Se restauró el dominio con </w:t>
+            </w:r>
+            <w:r>
+              <w:rPr>
+                <w:rFonts w:ascii="Consolas" w:hAnsi="Consolas"/>
+                <w:sz w:val="17"/>
+              </w:rPr>
+              <w:t>gcloud run services update</w:t>
+            </w:r>
+            <w:r>
+              <w:rPr>
+                <w:sz w:val="20"/>
+              </w:rPr>
+              <w:t xml:space="preserve"> y el script ahora usa el sitio en vivo como valor por defecto, para que no se repita.</w:t>
+            </w:r>
+          </w:p>
+        </w:tc>
+      </w:tr>
+    </w:tbl>
+    <w:p>
+      <w:pPr>
+        <w:spacing w:after="40"/>
+      </w:pPr>
+    </w:p>
+    <w:p>
+      <w:pPr>
+        <w:pStyle w:val="Heading2"/>
+      </w:pPr>
+      <w:r>
+        <w:t>8.3 Re-prueba en el ambiente: pasa</w:t>
+      </w:r>
+    </w:p>
+    <w:p>
+      <w:r>
+        <w:t>El 15/10/2026 se repitieron CP-17 y CP-18 completos en el sitio publicado, con captura de cada paso.</w:t>
+      </w:r>
+    </w:p>
+    <w:tbl>
+      <w:tblPr>
+        <w:tblW w:type="auto" w:w="0"/>
+        <w:jc w:val="center"/>
+        <w:tblLayout w:type="fixed"/>
+        <w:tblLook w:firstColumn="1" w:firstRow="1" w:lastColumn="0" w:lastRow="0" w:noHBand="0" w:noVBand="1" w:val="04A0"/>
+        <w:tblBorders>
+          <w:top w:val="single" w:sz="4" w:color="D9DEE7"/>
+          <w:left w:val="single" w:sz="4" w:color="D9DEE7"/>
+          <w:bottom w:val="single" w:sz="4" w:color="D9DEE7"/>
+          <w:right w:val="single" w:sz="4" w:color="D9DEE7"/>
+          <w:insideH w:val="single" w:sz="4" w:color="D9DEE7"/>
+          <w:insideV w:val="single" w:sz="4" w:color="D9DEE7"/>
+        </w:tblBorders>
+      </w:tblPr>
+      <w:tblGrid>
+        <w:gridCol w:w="2340"/>
+        <w:gridCol w:w="2340"/>
+        <w:gridCol w:w="2340"/>
+        <w:gridCol w:w="2340"/>
+      </w:tblGrid>
+      <w:tr>
+        <w:tc>
+          <w:tcPr>
+            <w:tcW w:type="dxa" w:w="2016"/>
+            <w:shd w:val="clear" w:color="auto" w:fill="EEF1F5"/>
+          </w:tcPr>
+          <w:p>
+            <w:pPr>
+              <w:spacing w:after="0" w:line="252" w:lineRule="auto"/>
+            </w:pPr>
+            <w:r>
+              <w:rPr>
                 <w:b/>
-                <w:color w:val="8A5A00"/>
-                <w:sz w:val="17"/>
-              </w:rPr>
-              <w:t>master</w:t>
-            </w:r>
+                <w:sz w:val="19"/>
+              </w:rPr>
+              <w:t>Caso</w:t>
+            </w:r>
+          </w:p>
+        </w:tc>
+        <w:tc>
+          <w:tcPr>
+            <w:tcW w:type="dxa" w:w="2592"/>
+            <w:shd w:val="clear" w:color="auto" w:fill="EEF1F5"/>
+          </w:tcPr>
+          <w:p>
+            <w:pPr>
+              <w:spacing w:after="0" w:line="252" w:lineRule="auto"/>
+            </w:pPr>
             <w:r>
               <w:rPr>
                 <w:b/>
-                <w:color w:val="8A5A00"/>
-                <w:sz w:val="20"/>
-              </w:rPr>
-              <w:t xml:space="preserve"> (GitHub Pages)</w:t>
+                <w:sz w:val="19"/>
+              </w:rPr>
+              <w:t>Paso</w:t>
+            </w:r>
+          </w:p>
+        </w:tc>
+        <w:tc>
+          <w:tcPr>
+            <w:tcW w:type="dxa" w:w="2304"/>
+            <w:shd w:val="clear" w:color="auto" w:fill="EEF1F5"/>
+          </w:tcPr>
+          <w:p>
+            <w:pPr>
+              <w:spacing w:after="0" w:line="252" w:lineRule="auto"/>
+            </w:pPr>
+            <w:r>
+              <w:rPr>
+                <w:b/>
+                <w:sz w:val="19"/>
+              </w:rPr>
+              <w:t>Resultado esperado</w:t>
+            </w:r>
+          </w:p>
+        </w:tc>
+        <w:tc>
+          <w:tcPr>
+            <w:tcW w:type="dxa" w:w="2448"/>
+            <w:shd w:val="clear" w:color="auto" w:fill="EEF1F5"/>
+          </w:tcPr>
+          <w:p>
+            <w:pPr>
+              <w:spacing w:after="0" w:line="252" w:lineRule="auto"/>
+            </w:pPr>
+            <w:r>
+              <w:rPr>
+                <w:b/>
+                <w:sz w:val="19"/>
+              </w:rPr>
+              <w:t>Resultado obtenido</w:t>
+            </w:r>
+          </w:p>
+        </w:tc>
+      </w:tr>
+      <w:tr>
+        <w:tc>
+          <w:tcPr>
+            <w:tcW w:type="dxa" w:w="2016"/>
+          </w:tcPr>
+          <w:p>
+            <w:pPr>
+              <w:spacing w:after="0" w:line="252" w:lineRule="auto"/>
+            </w:pPr>
+            <w:r>
+              <w:rPr>
+                <w:sz w:val="19"/>
+              </w:rPr>
+              <w:t>CP-17 (SCRUM-117)</w:t>
+            </w:r>
+          </w:p>
+        </w:tc>
+        <w:tc>
+          <w:tcPr>
+            <w:tcW w:type="dxa" w:w="2592"/>
+          </w:tcPr>
+          <w:p>
+            <w:pPr>
+              <w:spacing w:after="0" w:line="252" w:lineRule="auto"/>
+            </w:pPr>
+            <w:r>
+              <w:rPr>
+                <w:sz w:val="19"/>
+              </w:rPr>
+              <w:t>Formatos válidos (JPG, PNG, WebP, TIFF, PDF)</w:t>
+            </w:r>
+          </w:p>
+        </w:tc>
+        <w:tc>
+          <w:tcPr>
+            <w:tcW w:type="dxa" w:w="2304"/>
+          </w:tcPr>
+          <w:p>
+            <w:pPr>
+              <w:spacing w:after="0" w:line="252" w:lineRule="auto"/>
+            </w:pPr>
+            <w:r>
+              <w:rPr>
+                <w:sz w:val="19"/>
+              </w:rPr>
+              <w:t>Se procesan</w:t>
+            </w:r>
+          </w:p>
+        </w:tc>
+        <w:tc>
+          <w:tcPr>
+            <w:tcW w:type="dxa" w:w="2448"/>
+            <w:shd w:val="clear" w:color="auto" w:fill="EEF8F1"/>
+          </w:tcPr>
+          <w:p>
+            <w:pPr>
+              <w:spacing w:after="0" w:line="252" w:lineRule="auto"/>
+            </w:pPr>
+            <w:r>
+              <w:rPr>
+                <w:color w:val="17663A"/>
+                <w:sz w:val="19"/>
+              </w:rPr>
+              <w:t>Se procesan</w:t>
+            </w:r>
+          </w:p>
+        </w:tc>
+      </w:tr>
+      <w:tr>
+        <w:tc>
+          <w:tcPr>
+            <w:tcW w:type="dxa" w:w="2016"/>
+          </w:tcPr>
+          <w:p>
+            <w:pPr>
+              <w:spacing w:after="0" w:line="252" w:lineRule="auto"/>
+            </w:pPr>
+            <w:r>
+              <w:rPr>
+                <w:sz w:val="19"/>
+              </w:rPr>
+              <w:t>CP-17 (SCRUM-117)</w:t>
+            </w:r>
+          </w:p>
+        </w:tc>
+        <w:tc>
+          <w:tcPr>
+            <w:tcW w:type="dxa" w:w="2592"/>
+          </w:tcPr>
+          <w:p>
+            <w:pPr>
+              <w:spacing w:after="0" w:line="252" w:lineRule="auto"/>
+            </w:pPr>
+            <w:r>
+              <w:rPr>
+                <w:sz w:val="19"/>
+              </w:rPr>
+              <w:t>GIF y DOCX desde la pantalla y por API</w:t>
+            </w:r>
+          </w:p>
+        </w:tc>
+        <w:tc>
+          <w:tcPr>
+            <w:tcW w:type="dxa" w:w="2304"/>
+          </w:tcPr>
+          <w:p>
+            <w:pPr>
+              <w:spacing w:after="0" w:line="252" w:lineRule="auto"/>
+            </w:pPr>
+            <w:r>
+              <w:rPr>
+                <w:sz w:val="19"/>
+              </w:rPr>
+              <w:t>Mensaje en español con los formatos aceptados</w:t>
+            </w:r>
+          </w:p>
+        </w:tc>
+        <w:tc>
+          <w:tcPr>
+            <w:tcW w:type="dxa" w:w="2448"/>
+            <w:shd w:val="clear" w:color="auto" w:fill="EEF8F1"/>
+          </w:tcPr>
+          <w:p>
+            <w:pPr>
+              <w:spacing w:after="0" w:line="252" w:lineRule="auto"/>
+            </w:pPr>
+            <w:r>
+              <w:rPr>
+                <w:color w:val="17663A"/>
+                <w:sz w:val="19"/>
+              </w:rPr>
+              <w:t>«Formato de archivo no admitido. Sube una imagen JPG, PNG, WebP o TIFF, o un PDF.»</w:t>
+            </w:r>
+          </w:p>
+        </w:tc>
+      </w:tr>
+      <w:tr>
+        <w:tc>
+          <w:tcPr>
+            <w:tcW w:type="dxa" w:w="2016"/>
+          </w:tcPr>
+          <w:p>
+            <w:pPr>
+              <w:spacing w:after="0" w:line="252" w:lineRule="auto"/>
+            </w:pPr>
+            <w:r>
+              <w:rPr>
+                <w:sz w:val="19"/>
+              </w:rPr>
+              <w:t>CP-18 (SCRUM-118)</w:t>
+            </w:r>
+          </w:p>
+        </w:tc>
+        <w:tc>
+          <w:tcPr>
+            <w:tcW w:type="dxa" w:w="2592"/>
+          </w:tcPr>
+          <w:p>
+            <w:pPr>
+              <w:spacing w:after="0" w:line="252" w:lineRule="auto"/>
+            </w:pPr>
+            <w:r>
+              <w:rPr>
+                <w:sz w:val="19"/>
+              </w:rPr>
+              <w:t>DS1, 9.9 MB</w:t>
+            </w:r>
+          </w:p>
+        </w:tc>
+        <w:tc>
+          <w:tcPr>
+            <w:tcW w:type="dxa" w:w="2304"/>
+          </w:tcPr>
+          <w:p>
+            <w:pPr>
+              <w:spacing w:after="0" w:line="252" w:lineRule="auto"/>
+            </w:pPr>
+            <w:r>
+              <w:rPr>
+                <w:sz w:val="19"/>
+              </w:rPr>
+              <w:t>Se procesa</w:t>
+            </w:r>
+          </w:p>
+        </w:tc>
+        <w:tc>
+          <w:tcPr>
+            <w:tcW w:type="dxa" w:w="2448"/>
+            <w:shd w:val="clear" w:color="auto" w:fill="EEF8F1"/>
+          </w:tcPr>
+          <w:p>
+            <w:pPr>
+              <w:spacing w:after="0" w:line="252" w:lineRule="auto"/>
+            </w:pPr>
+            <w:r>
+              <w:rPr>
+                <w:color w:val="17663A"/>
+                <w:sz w:val="19"/>
+              </w:rPr>
+              <w:t>Se procesa</w:t>
+            </w:r>
+          </w:p>
+        </w:tc>
+      </w:tr>
+      <w:tr>
+        <w:tc>
+          <w:tcPr>
+            <w:tcW w:type="dxa" w:w="2016"/>
+          </w:tcPr>
+          <w:p>
+            <w:pPr>
+              <w:spacing w:after="0" w:line="252" w:lineRule="auto"/>
+            </w:pPr>
+            <w:r>
+              <w:rPr>
+                <w:sz w:val="19"/>
+              </w:rPr>
+              <w:t>CP-18 (SCRUM-118)</w:t>
+            </w:r>
+          </w:p>
+        </w:tc>
+        <w:tc>
+          <w:tcPr>
+            <w:tcW w:type="dxa" w:w="2592"/>
+          </w:tcPr>
+          <w:p>
+            <w:pPr>
+              <w:spacing w:after="0" w:line="252" w:lineRule="auto"/>
+            </w:pPr>
+            <w:r>
+              <w:rPr>
+                <w:sz w:val="19"/>
+              </w:rPr>
+              <w:t>DS2, 10 MB + 1 KB, y DS3, PDF de 15 MB</w:t>
+            </w:r>
+          </w:p>
+        </w:tc>
+        <w:tc>
+          <w:tcPr>
+            <w:tcW w:type="dxa" w:w="2304"/>
+          </w:tcPr>
+          <w:p>
+            <w:pPr>
+              <w:spacing w:after="0" w:line="252" w:lineRule="auto"/>
+            </w:pPr>
+            <w:r>
+              <w:rPr>
+                <w:sz w:val="19"/>
+              </w:rPr>
+              <w:t>Mensaje en español con el máximo de 10 MB</w:t>
+            </w:r>
+          </w:p>
+        </w:tc>
+        <w:tc>
+          <w:tcPr>
+            <w:tcW w:type="dxa" w:w="2448"/>
+            <w:shd w:val="clear" w:color="auto" w:fill="EEF8F1"/>
+          </w:tcPr>
+          <w:p>
+            <w:pPr>
+              <w:spacing w:after="0" w:line="252" w:lineRule="auto"/>
+            </w:pPr>
+            <w:r>
+              <w:rPr>
+                <w:color w:val="17663A"/>
+                <w:sz w:val="19"/>
+              </w:rPr>
+              <w:t>«El archivo supera el máximo de 10 MB.»</w:t>
+            </w:r>
+          </w:p>
+        </w:tc>
+      </w:tr>
+      <w:tr>
+        <w:tc>
+          <w:tcPr>
+            <w:tcW w:type="dxa" w:w="2016"/>
+          </w:tcPr>
+          <w:p>
+            <w:pPr>
+              <w:spacing w:after="0" w:line="252" w:lineRule="auto"/>
+            </w:pPr>
+            <w:r>
+              <w:rPr>
+                <w:sz w:val="19"/>
+              </w:rPr>
+              <w:t>SCRUM-119</w:t>
+            </w:r>
+          </w:p>
+        </w:tc>
+        <w:tc>
+          <w:tcPr>
+            <w:tcW w:type="dxa" w:w="2592"/>
+          </w:tcPr>
+          <w:p>
+            <w:pPr>
+              <w:spacing w:after="0" w:line="252" w:lineRule="auto"/>
+            </w:pPr>
+            <w:r>
+              <w:rPr>
+                <w:sz w:val="19"/>
+              </w:rPr>
+              <w:t>Archivo de exactamente 10 MB</w:t>
+            </w:r>
+          </w:p>
+        </w:tc>
+        <w:tc>
+          <w:tcPr>
+            <w:tcW w:type="dxa" w:w="2304"/>
+          </w:tcPr>
+          <w:p>
+            <w:pPr>
+              <w:spacing w:after="0" w:line="252" w:lineRule="auto"/>
+            </w:pPr>
+            <w:r>
+              <w:rPr>
+                <w:sz w:val="19"/>
+              </w:rPr>
+              <w:t>Se procesa</w:t>
+            </w:r>
+          </w:p>
+        </w:tc>
+        <w:tc>
+          <w:tcPr>
+            <w:tcW w:type="dxa" w:w="2448"/>
+            <w:shd w:val="clear" w:color="auto" w:fill="EEF8F1"/>
+          </w:tcPr>
+          <w:p>
+            <w:pPr>
+              <w:spacing w:after="0" w:line="252" w:lineRule="auto"/>
+            </w:pPr>
+            <w:r>
+              <w:rPr>
+                <w:color w:val="17663A"/>
+                <w:sz w:val="19"/>
+              </w:rPr>
+              <w:t>Se procesa</w:t>
             </w:r>
           </w:p>
         </w:tc>
@@ -9481,34 +10024,16 @@
     </w:p>
     <w:p>
       <w:r>
-        <w:t xml:space="preserve">Después del despliegue, repetir CP-17 y CP-18 completos en el sitio, con captura de cada paso. En la matriz, ambos casos se registran primero como </w:t>
+        <w:t xml:space="preserve">Resultado: los tres bugs pasan a </w:t>
       </w:r>
       <w:r>
         <w:rPr>
           <w:b/>
         </w:rPr>
-        <w:t>Fallido</w:t>
+        <w:t>Finalizado</w:t>
       </w:r>
       <w:r>
-        <w:t xml:space="preserve"> (con la clave del bug en la columna Bug) y luego como </w:t>
-      </w:r>
-      <w:r>
-        <w:rPr>
-          <w:b/>
-        </w:rPr>
-        <w:t>Aprobado</w:t>
-      </w:r>
-      <w:r>
-        <w:t xml:space="preserve"> en la re-prueba. Si alguno falla, el bug se </w:t>
-      </w:r>
-      <w:r>
-        <w:rPr>
-          <w:b/>
-        </w:rPr>
-        <w:t>reabre</w:t>
-      </w:r>
-      <w:r>
-        <w:t xml:space="preserve"> y se explica aquí por qué.</w:t>
+        <w:t xml:space="preserve"> en Jira. En la matriz, CP-17 y CP-18 quedan con SCRUM-117 y SCRUM-118 en la columna Bug y la re-prueba aprobada en Observaciones. Ninguno se reabrió.</w:t>
       </w:r>
     </w:p>
     <w:p>
@@ -9538,16 +10063,15 @@
         </w:tblBorders>
       </w:tblPr>
       <w:tblGrid>
-        <w:gridCol w:w="1872"/>
-        <w:gridCol w:w="1872"/>
-        <w:gridCol w:w="1872"/>
-        <w:gridCol w:w="1872"/>
-        <w:gridCol w:w="1872"/>
+        <w:gridCol w:w="2340"/>
+        <w:gridCol w:w="2340"/>
+        <w:gridCol w:w="2340"/>
+        <w:gridCol w:w="2340"/>
       </w:tblGrid>
       <w:tr>
         <w:tc>
           <w:tcPr>
-            <w:tcW w:type="dxa" w:w="2448"/>
+            <w:tcW w:type="dxa" w:w="3744"/>
             <w:shd w:val="clear" w:color="auto" w:fill="EEF1F5"/>
           </w:tcPr>
           <w:p>
@@ -9565,7 +10089,7 @@
         </w:tc>
         <w:tc>
           <w:tcPr>
-            <w:tcW w:type="dxa" w:w="1440"/>
+            <w:tcW w:type="dxa" w:w="1872"/>
             <w:shd w:val="clear" w:color="auto" w:fill="EEF1F5"/>
           </w:tcPr>
           <w:p>
@@ -9583,7 +10107,7 @@
         </w:tc>
         <w:tc>
           <w:tcPr>
-            <w:tcW w:type="dxa" w:w="1584"/>
+            <w:tcW w:type="dxa" w:w="1872"/>
             <w:shd w:val="clear" w:color="auto" w:fill="EEF1F5"/>
           </w:tcPr>
           <w:p>
@@ -9601,7 +10125,7 @@
         </w:tc>
         <w:tc>
           <w:tcPr>
-            <w:tcW w:type="dxa" w:w="1944"/>
+            <w:tcW w:type="dxa" w:w="1872"/>
             <w:shd w:val="clear" w:color="auto" w:fill="EEF1F5"/>
           </w:tcPr>
           <w:p>
@@ -9613,14 +10137,291 @@
                 <w:b/>
                 <w:sz w:val="20"/>
               </w:rPr>
-              <w:t>Verificados en ambiente</w:t>
-            </w:r>
-          </w:p>
-        </w:tc>
-        <w:tc>
-          <w:tcPr>
-            <w:tcW w:type="dxa" w:w="1944"/>
-            <w:shd w:val="clear" w:color="auto" w:fill="EEF1F5"/>
+              <w:t>Verificados en el ambiente</w:t>
+            </w:r>
+          </w:p>
+        </w:tc>
+      </w:tr>
+      <w:tr>
+        <w:tc>
+          <w:tcPr>
+            <w:tcW w:type="dxa" w:w="3744"/>
+          </w:tcPr>
+          <w:p>
+            <w:pPr>
+              <w:spacing w:after="0" w:line="252" w:lineRule="auto"/>
+            </w:pPr>
+            <w:r>
+              <w:rPr>
+                <w:sz w:val="20"/>
+              </w:rPr>
+              <w:t>Crítica</w:t>
+            </w:r>
+          </w:p>
+        </w:tc>
+        <w:tc>
+          <w:tcPr>
+            <w:tcW w:type="dxa" w:w="1872"/>
+          </w:tcPr>
+          <w:p>
+            <w:pPr>
+              <w:spacing w:after="0" w:line="252" w:lineRule="auto"/>
+              <w:jc w:val="center"/>
+            </w:pPr>
+            <w:r>
+              <w:rPr>
+                <w:sz w:val="20"/>
+              </w:rPr>
+              <w:t>0</w:t>
+            </w:r>
+          </w:p>
+        </w:tc>
+        <w:tc>
+          <w:tcPr>
+            <w:tcW w:type="dxa" w:w="1872"/>
+          </w:tcPr>
+          <w:p>
+            <w:pPr>
+              <w:spacing w:after="0" w:line="252" w:lineRule="auto"/>
+              <w:jc w:val="center"/>
+            </w:pPr>
+            <w:r>
+              <w:rPr>
+                <w:sz w:val="20"/>
+              </w:rPr>
+              <w:t>0</w:t>
+            </w:r>
+          </w:p>
+        </w:tc>
+        <w:tc>
+          <w:tcPr>
+            <w:tcW w:type="dxa" w:w="1872"/>
+          </w:tcPr>
+          <w:p>
+            <w:pPr>
+              <w:spacing w:after="0" w:line="252" w:lineRule="auto"/>
+              <w:jc w:val="center"/>
+            </w:pPr>
+            <w:r>
+              <w:rPr>
+                <w:sz w:val="20"/>
+              </w:rPr>
+              <w:t>0</w:t>
+            </w:r>
+          </w:p>
+        </w:tc>
+      </w:tr>
+      <w:tr>
+        <w:tc>
+          <w:tcPr>
+            <w:tcW w:type="dxa" w:w="3744"/>
+          </w:tcPr>
+          <w:p>
+            <w:pPr>
+              <w:spacing w:after="0" w:line="252" w:lineRule="auto"/>
+            </w:pPr>
+            <w:r>
+              <w:rPr>
+                <w:sz w:val="20"/>
+              </w:rPr>
+              <w:t>Alta</w:t>
+            </w:r>
+          </w:p>
+        </w:tc>
+        <w:tc>
+          <w:tcPr>
+            <w:tcW w:type="dxa" w:w="1872"/>
+          </w:tcPr>
+          <w:p>
+            <w:pPr>
+              <w:spacing w:after="0" w:line="252" w:lineRule="auto"/>
+              <w:jc w:val="center"/>
+            </w:pPr>
+            <w:r>
+              <w:rPr>
+                <w:sz w:val="20"/>
+              </w:rPr>
+              <w:t>1</w:t>
+            </w:r>
+          </w:p>
+        </w:tc>
+        <w:tc>
+          <w:tcPr>
+            <w:tcW w:type="dxa" w:w="1872"/>
+          </w:tcPr>
+          <w:p>
+            <w:pPr>
+              <w:spacing w:after="0" w:line="252" w:lineRule="auto"/>
+              <w:jc w:val="center"/>
+            </w:pPr>
+            <w:r>
+              <w:rPr>
+                <w:sz w:val="20"/>
+              </w:rPr>
+              <w:t>1</w:t>
+            </w:r>
+          </w:p>
+        </w:tc>
+        <w:tc>
+          <w:tcPr>
+            <w:tcW w:type="dxa" w:w="1872"/>
+          </w:tcPr>
+          <w:p>
+            <w:pPr>
+              <w:spacing w:after="0" w:line="252" w:lineRule="auto"/>
+              <w:jc w:val="center"/>
+            </w:pPr>
+            <w:r>
+              <w:rPr>
+                <w:sz w:val="20"/>
+              </w:rPr>
+              <w:t>1</w:t>
+            </w:r>
+          </w:p>
+        </w:tc>
+      </w:tr>
+      <w:tr>
+        <w:tc>
+          <w:tcPr>
+            <w:tcW w:type="dxa" w:w="3744"/>
+          </w:tcPr>
+          <w:p>
+            <w:pPr>
+              <w:spacing w:after="0" w:line="252" w:lineRule="auto"/>
+            </w:pPr>
+            <w:r>
+              <w:rPr>
+                <w:sz w:val="20"/>
+              </w:rPr>
+              <w:t>Media</w:t>
+            </w:r>
+          </w:p>
+        </w:tc>
+        <w:tc>
+          <w:tcPr>
+            <w:tcW w:type="dxa" w:w="1872"/>
+          </w:tcPr>
+          <w:p>
+            <w:pPr>
+              <w:spacing w:after="0" w:line="252" w:lineRule="auto"/>
+              <w:jc w:val="center"/>
+            </w:pPr>
+            <w:r>
+              <w:rPr>
+                <w:sz w:val="20"/>
+              </w:rPr>
+              <w:t>3</w:t>
+            </w:r>
+          </w:p>
+        </w:tc>
+        <w:tc>
+          <w:tcPr>
+            <w:tcW w:type="dxa" w:w="1872"/>
+          </w:tcPr>
+          <w:p>
+            <w:pPr>
+              <w:spacing w:after="0" w:line="252" w:lineRule="auto"/>
+              <w:jc w:val="center"/>
+            </w:pPr>
+            <w:r>
+              <w:rPr>
+                <w:sz w:val="20"/>
+              </w:rPr>
+              <w:t>3</w:t>
+            </w:r>
+          </w:p>
+        </w:tc>
+        <w:tc>
+          <w:tcPr>
+            <w:tcW w:type="dxa" w:w="1872"/>
+          </w:tcPr>
+          <w:p>
+            <w:pPr>
+              <w:spacing w:after="0" w:line="252" w:lineRule="auto"/>
+              <w:jc w:val="center"/>
+            </w:pPr>
+            <w:r>
+              <w:rPr>
+                <w:sz w:val="20"/>
+              </w:rPr>
+              <w:t>3</w:t>
+            </w:r>
+          </w:p>
+        </w:tc>
+      </w:tr>
+      <w:tr>
+        <w:tc>
+          <w:tcPr>
+            <w:tcW w:type="dxa" w:w="3744"/>
+          </w:tcPr>
+          <w:p>
+            <w:pPr>
+              <w:spacing w:after="0" w:line="252" w:lineRule="auto"/>
+            </w:pPr>
+            <w:r>
+              <w:rPr>
+                <w:sz w:val="20"/>
+              </w:rPr>
+              <w:t>Baja</w:t>
+            </w:r>
+          </w:p>
+        </w:tc>
+        <w:tc>
+          <w:tcPr>
+            <w:tcW w:type="dxa" w:w="1872"/>
+          </w:tcPr>
+          <w:p>
+            <w:pPr>
+              <w:spacing w:after="0" w:line="252" w:lineRule="auto"/>
+              <w:jc w:val="center"/>
+            </w:pPr>
+            <w:r>
+              <w:rPr>
+                <w:sz w:val="20"/>
+              </w:rPr>
+              <w:t>2</w:t>
+            </w:r>
+          </w:p>
+        </w:tc>
+        <w:tc>
+          <w:tcPr>
+            <w:tcW w:type="dxa" w:w="1872"/>
+          </w:tcPr>
+          <w:p>
+            <w:pPr>
+              <w:spacing w:after="0" w:line="252" w:lineRule="auto"/>
+              <w:jc w:val="center"/>
+            </w:pPr>
+            <w:r>
+              <w:rPr>
+                <w:sz w:val="20"/>
+              </w:rPr>
+              <w:t>2</w:t>
+            </w:r>
+          </w:p>
+        </w:tc>
+        <w:tc>
+          <w:tcPr>
+            <w:tcW w:type="dxa" w:w="1872"/>
+          </w:tcPr>
+          <w:p>
+            <w:pPr>
+              <w:spacing w:after="0" w:line="252" w:lineRule="auto"/>
+              <w:jc w:val="center"/>
+            </w:pPr>
+            <w:r>
+              <w:rPr>
+                <w:sz w:val="20"/>
+              </w:rPr>
+              <w:t>2</w:t>
+            </w:r>
+          </w:p>
+        </w:tc>
+      </w:tr>
+      <w:tr>
+        <w:tc>
+          <w:tcPr>
+            <w:tcW w:type="dxa" w:w="3744"/>
           </w:tcPr>
           <w:p>
             <w:pPr>
@@ -9631,376 +10432,31 @@
                 <w:b/>
                 <w:sz w:val="20"/>
               </w:rPr>
-              <w:t>Verificados sin conexión</w:t>
-            </w:r>
-          </w:p>
-        </w:tc>
-      </w:tr>
-      <w:tr>
-        <w:tc>
-          <w:tcPr>
-            <w:tcW w:type="dxa" w:w="2448"/>
-          </w:tcPr>
-          <w:p>
-            <w:pPr>
-              <w:spacing w:after="0" w:line="252" w:lineRule="auto"/>
-            </w:pPr>
-            <w:r>
-              <w:rPr>
-                <w:sz w:val="20"/>
-              </w:rPr>
-              <w:t>Crítica</w:t>
-            </w:r>
-          </w:p>
-        </w:tc>
-        <w:tc>
-          <w:tcPr>
-            <w:tcW w:type="dxa" w:w="1440"/>
+              <w:t>Total</w:t>
+            </w:r>
+          </w:p>
+        </w:tc>
+        <w:tc>
+          <w:tcPr>
+            <w:tcW w:type="dxa" w:w="1872"/>
           </w:tcPr>
           <w:p>
             <w:pPr>
               <w:spacing w:after="0" w:line="252" w:lineRule="auto"/>
               <w:jc w:val="center"/>
-            </w:pPr>
-            <w:r>
-              <w:rPr>
-                <w:sz w:val="20"/>
-              </w:rPr>
-              <w:t>0</w:t>
-            </w:r>
-          </w:p>
-        </w:tc>
-        <w:tc>
-          <w:tcPr>
-            <w:tcW w:type="dxa" w:w="1584"/>
-          </w:tcPr>
-          <w:p>
-            <w:pPr>
-              <w:spacing w:after="0" w:line="252" w:lineRule="auto"/>
-              <w:jc w:val="center"/>
-            </w:pPr>
-            <w:r>
-              <w:rPr>
-                <w:sz w:val="20"/>
-              </w:rPr>
-              <w:t>0</w:t>
-            </w:r>
-          </w:p>
-        </w:tc>
-        <w:tc>
-          <w:tcPr>
-            <w:tcW w:type="dxa" w:w="1944"/>
-          </w:tcPr>
-          <w:p>
-            <w:pPr>
-              <w:spacing w:after="0" w:line="252" w:lineRule="auto"/>
-              <w:jc w:val="center"/>
-            </w:pPr>
-            <w:r>
-              <w:rPr>
-                <w:sz w:val="20"/>
-              </w:rPr>
-              <w:t>0</w:t>
-            </w:r>
-          </w:p>
-        </w:tc>
-        <w:tc>
-          <w:tcPr>
-            <w:tcW w:type="dxa" w:w="1944"/>
-          </w:tcPr>
-          <w:p>
-            <w:pPr>
-              <w:spacing w:after="0" w:line="252" w:lineRule="auto"/>
-              <w:jc w:val="center"/>
-            </w:pPr>
-            <w:r>
-              <w:rPr>
-                <w:sz w:val="20"/>
-              </w:rPr>
-              <w:t>0</w:t>
-            </w:r>
-          </w:p>
-        </w:tc>
-      </w:tr>
-      <w:tr>
-        <w:tc>
-          <w:tcPr>
-            <w:tcW w:type="dxa" w:w="2448"/>
-          </w:tcPr>
-          <w:p>
-            <w:pPr>
-              <w:spacing w:after="0" w:line="252" w:lineRule="auto"/>
-            </w:pPr>
-            <w:r>
-              <w:rPr>
-                <w:sz w:val="20"/>
-              </w:rPr>
-              <w:t>Alta</w:t>
-            </w:r>
-          </w:p>
-        </w:tc>
-        <w:tc>
-          <w:tcPr>
-            <w:tcW w:type="dxa" w:w="1440"/>
-          </w:tcPr>
-          <w:p>
-            <w:pPr>
-              <w:spacing w:after="0" w:line="252" w:lineRule="auto"/>
-              <w:jc w:val="center"/>
-            </w:pPr>
-            <w:r>
-              <w:rPr>
-                <w:sz w:val="20"/>
-              </w:rPr>
-              <w:t>1</w:t>
-            </w:r>
-          </w:p>
-        </w:tc>
-        <w:tc>
-          <w:tcPr>
-            <w:tcW w:type="dxa" w:w="1584"/>
-          </w:tcPr>
-          <w:p>
-            <w:pPr>
-              <w:spacing w:after="0" w:line="252" w:lineRule="auto"/>
-              <w:jc w:val="center"/>
-            </w:pPr>
-            <w:r>
-              <w:rPr>
-                <w:sz w:val="20"/>
-              </w:rPr>
-              <w:t>1</w:t>
-            </w:r>
-          </w:p>
-        </w:tc>
-        <w:tc>
-          <w:tcPr>
-            <w:tcW w:type="dxa" w:w="1944"/>
-          </w:tcPr>
-          <w:p>
-            <w:pPr>
-              <w:spacing w:after="0" w:line="252" w:lineRule="auto"/>
-              <w:jc w:val="center"/>
-            </w:pPr>
-            <w:r>
-              <w:rPr>
-                <w:sz w:val="20"/>
-              </w:rPr>
-              <w:t>1</w:t>
-            </w:r>
-          </w:p>
-        </w:tc>
-        <w:tc>
-          <w:tcPr>
-            <w:tcW w:type="dxa" w:w="1944"/>
-          </w:tcPr>
-          <w:p>
-            <w:pPr>
-              <w:spacing w:after="0" w:line="252" w:lineRule="auto"/>
-              <w:jc w:val="center"/>
-            </w:pPr>
-            <w:r>
-              <w:rPr>
-                <w:sz w:val="20"/>
-              </w:rPr>
-              <w:t>1</w:t>
-            </w:r>
-          </w:p>
-        </w:tc>
-      </w:tr>
-      <w:tr>
-        <w:tc>
-          <w:tcPr>
-            <w:tcW w:type="dxa" w:w="2448"/>
-          </w:tcPr>
-          <w:p>
-            <w:pPr>
-              <w:spacing w:after="0" w:line="252" w:lineRule="auto"/>
-            </w:pPr>
-            <w:r>
-              <w:rPr>
-                <w:sz w:val="20"/>
-              </w:rPr>
-              <w:t>Media</w:t>
-            </w:r>
-          </w:p>
-        </w:tc>
-        <w:tc>
-          <w:tcPr>
-            <w:tcW w:type="dxa" w:w="1440"/>
-          </w:tcPr>
-          <w:p>
-            <w:pPr>
-              <w:spacing w:after="0" w:line="252" w:lineRule="auto"/>
-              <w:jc w:val="center"/>
-            </w:pPr>
-            <w:r>
-              <w:rPr>
-                <w:sz w:val="20"/>
-              </w:rPr>
-              <w:t>3</w:t>
-            </w:r>
-          </w:p>
-        </w:tc>
-        <w:tc>
-          <w:tcPr>
-            <w:tcW w:type="dxa" w:w="1584"/>
-          </w:tcPr>
-          <w:p>
-            <w:pPr>
-              <w:spacing w:after="0" w:line="252" w:lineRule="auto"/>
-              <w:jc w:val="center"/>
-            </w:pPr>
-            <w:r>
-              <w:rPr>
-                <w:sz w:val="20"/>
-              </w:rPr>
-              <w:t>3</w:t>
-            </w:r>
-          </w:p>
-        </w:tc>
-        <w:tc>
-          <w:tcPr>
-            <w:tcW w:type="dxa" w:w="1944"/>
-          </w:tcPr>
-          <w:p>
-            <w:pPr>
-              <w:spacing w:after="0" w:line="252" w:lineRule="auto"/>
-              <w:jc w:val="center"/>
-            </w:pPr>
-            <w:r>
-              <w:rPr>
-                <w:sz w:val="20"/>
-              </w:rPr>
-              <w:t>1</w:t>
-            </w:r>
-          </w:p>
-        </w:tc>
-        <w:tc>
-          <w:tcPr>
-            <w:tcW w:type="dxa" w:w="1944"/>
-          </w:tcPr>
-          <w:p>
-            <w:pPr>
-              <w:spacing w:after="0" w:line="252" w:lineRule="auto"/>
-              <w:jc w:val="center"/>
-            </w:pPr>
-            <w:r>
-              <w:rPr>
-                <w:sz w:val="20"/>
-              </w:rPr>
-              <w:t>3</w:t>
-            </w:r>
-          </w:p>
-        </w:tc>
-      </w:tr>
-      <w:tr>
-        <w:tc>
-          <w:tcPr>
-            <w:tcW w:type="dxa" w:w="2448"/>
-          </w:tcPr>
-          <w:p>
-            <w:pPr>
-              <w:spacing w:after="0" w:line="252" w:lineRule="auto"/>
-            </w:pPr>
-            <w:r>
-              <w:rPr>
-                <w:sz w:val="20"/>
-              </w:rPr>
-              <w:t>Baja</w:t>
-            </w:r>
-          </w:p>
-        </w:tc>
-        <w:tc>
-          <w:tcPr>
-            <w:tcW w:type="dxa" w:w="1440"/>
-          </w:tcPr>
-          <w:p>
-            <w:pPr>
-              <w:spacing w:after="0" w:line="252" w:lineRule="auto"/>
-              <w:jc w:val="center"/>
-            </w:pPr>
-            <w:r>
-              <w:rPr>
-                <w:sz w:val="20"/>
-              </w:rPr>
-              <w:t>2</w:t>
-            </w:r>
-          </w:p>
-        </w:tc>
-        <w:tc>
-          <w:tcPr>
-            <w:tcW w:type="dxa" w:w="1584"/>
-          </w:tcPr>
-          <w:p>
-            <w:pPr>
-              <w:spacing w:after="0" w:line="252" w:lineRule="auto"/>
-              <w:jc w:val="center"/>
-            </w:pPr>
-            <w:r>
-              <w:rPr>
-                <w:sz w:val="20"/>
-              </w:rPr>
-              <w:t>2</w:t>
-            </w:r>
-          </w:p>
-        </w:tc>
-        <w:tc>
-          <w:tcPr>
-            <w:tcW w:type="dxa" w:w="1944"/>
-          </w:tcPr>
-          <w:p>
-            <w:pPr>
-              <w:spacing w:after="0" w:line="252" w:lineRule="auto"/>
-              <w:jc w:val="center"/>
-            </w:pPr>
-            <w:r>
-              <w:rPr>
-                <w:sz w:val="20"/>
-              </w:rPr>
-              <w:t>1</w:t>
-            </w:r>
-          </w:p>
-        </w:tc>
-        <w:tc>
-          <w:tcPr>
-            <w:tcW w:type="dxa" w:w="1944"/>
-          </w:tcPr>
-          <w:p>
-            <w:pPr>
-              <w:spacing w:after="0" w:line="252" w:lineRule="auto"/>
-              <w:jc w:val="center"/>
-            </w:pPr>
-            <w:r>
-              <w:rPr>
-                <w:sz w:val="20"/>
-              </w:rPr>
-              <w:t>2</w:t>
-            </w:r>
-          </w:p>
-        </w:tc>
-      </w:tr>
-      <w:tr>
-        <w:tc>
-          <w:tcPr>
-            <w:tcW w:type="dxa" w:w="2448"/>
-          </w:tcPr>
-          <w:p>
-            <w:pPr>
-              <w:spacing w:after="0" w:line="252" w:lineRule="auto"/>
             </w:pPr>
             <w:r>
               <w:rPr>
                 <w:b/>
                 <w:sz w:val="20"/>
               </w:rPr>
-              <w:t>Total</w:t>
-            </w:r>
-          </w:p>
-        </w:tc>
-        <w:tc>
-          <w:tcPr>
-            <w:tcW w:type="dxa" w:w="1440"/>
+              <w:t>6</w:t>
+            </w:r>
+          </w:p>
+        </w:tc>
+        <w:tc>
+          <w:tcPr>
+            <w:tcW w:type="dxa" w:w="1872"/>
           </w:tcPr>
           <w:p>
             <w:pPr>
@@ -10018,43 +10474,7 @@
         </w:tc>
         <w:tc>
           <w:tcPr>
-            <w:tcW w:type="dxa" w:w="1584"/>
-          </w:tcPr>
-          <w:p>
-            <w:pPr>
-              <w:spacing w:after="0" w:line="252" w:lineRule="auto"/>
-              <w:jc w:val="center"/>
-            </w:pPr>
-            <w:r>
-              <w:rPr>
-                <w:b/>
-                <w:sz w:val="20"/>
-              </w:rPr>
-              <w:t>6</w:t>
-            </w:r>
-          </w:p>
-        </w:tc>
-        <w:tc>
-          <w:tcPr>
-            <w:tcW w:type="dxa" w:w="1944"/>
-          </w:tcPr>
-          <w:p>
-            <w:pPr>
-              <w:spacing w:after="0" w:line="252" w:lineRule="auto"/>
-              <w:jc w:val="center"/>
-            </w:pPr>
-            <w:r>
-              <w:rPr>
-                <w:b/>
-                <w:sz w:val="20"/>
-              </w:rPr>
-              <w:t>3</w:t>
-            </w:r>
-          </w:p>
-        </w:tc>
-        <w:tc>
-          <w:tcPr>
-            <w:tcW w:type="dxa" w:w="1944"/>
+            <w:tcW w:type="dxa" w:w="1872"/>
           </w:tcPr>
           <w:p>
             <w:pPr>
@@ -10365,7 +10785,7 @@
               <w:rPr>
                 <w:sz w:val="20"/>
               </w:rPr>
-              <w:t>SCRUM-112: 2 días (11 al 13/10/2026). SCRUM-116: el mismo día (13/10/2026). Carga de archivos (secciones 5 a 7): corregidos en código el mismo día (15/10/2026), pendientes de desplegar.</w:t>
+              <w:t>SCRUM-112: 2 días (11 al 13/10/2026). SCRUM-116: el mismo día (13/10/2026). SCRUM-117 a SCRUM-119: el mismo día (15/10/2026).</w:t>
             </w:r>
           </w:p>
         </w:tc>
@@ -10417,7 +10837,7 @@
               <w:rPr>
                 <w:sz w:val="20"/>
               </w:rPr>
-              <w:t>Pendientes de verificar en el ambiente</w:t>
+              <w:t>Tasa de verificación</w:t>
             </w:r>
           </w:p>
         </w:tc>
@@ -10431,11 +10851,9 @@
             </w:pPr>
             <w:r>
               <w:rPr>
-                <w:b/>
-                <w:color w:val="8A5A00"/>
                 <w:sz w:val="20"/>
               </w:rPr>
-              <w:t>3 (secciones 5 a 7)</w:t>
+              <w:t>100 % (6 de 6 corregidos verificados en el ambiente)</w:t>
             </w:r>
           </w:p>
         </w:tc>
